--- a/00-首页/题组Word/初赛模拟卷/初赛模拟卷III（非有机·学生版）.docx
+++ b/00-首页/题组Word/初赛模拟卷/初赛模拟卷III（非有机·学生版）.docx
@@ -55,6 +55,7 @@
     <w:p>
       <w:pPr>
         <w:pStyle w:val="BlockText"/>
+        <w:ind w:firstLine="420"/>
       </w:pPr>
       <w:r>
         <w:rPr>
@@ -508,6 +509,7 @@
     <w:p>
       <w:pPr>
         <w:pStyle w:val="FirstParagraph"/>
+        <w:ind w:firstLine="420"/>
       </w:pPr>
       <w:r>
         <w:rPr>
@@ -525,6 +527,7 @@
     <w:p>
       <w:pPr>
         <w:pStyle w:val="BodyText"/>
+        <w:ind w:firstLine="420"/>
       </w:pPr>
       <w:r>
         <w:rPr>
@@ -548,6 +551,7 @@
     <w:p>
       <w:pPr>
         <w:pStyle w:val="BodyText"/>
+        <w:ind w:firstLine="420"/>
       </w:pPr>
       <w:r>
         <w:rPr>
@@ -705,6 +709,7 @@
     <w:p>
       <w:pPr>
         <w:pStyle w:val="BodyText"/>
+        <w:ind w:firstLine="420"/>
       </w:pPr>
       <w:r>
         <w:rPr>
@@ -775,6 +780,7 @@
     <w:p>
       <w:pPr>
         <w:pStyle w:val="BodyText"/>
+        <w:ind w:firstLine="420"/>
       </w:pPr>
       <w:r>
         <w:rPr>
@@ -962,6 +968,7 @@
     <w:p>
       <w:pPr>
         <w:pStyle w:val="BodyText"/>
+        <w:ind w:firstLine="420"/>
       </w:pPr>
       <w:r>
         <w:rPr>
@@ -1182,6 +1189,7 @@
     <w:p>
       <w:pPr>
         <w:pStyle w:val="FirstParagraph"/>
+        <w:ind w:firstLine="420"/>
       </w:pPr>
       <w:r>
         <w:rPr>
@@ -1406,6 +1414,7 @@
     <w:p>
       <w:pPr>
         <w:pStyle w:val="BodyText"/>
+        <w:ind w:firstLine="420"/>
       </w:pPr>
       <w:r>
         <w:rPr>
@@ -1429,6 +1438,7 @@
     <w:p>
       <w:pPr>
         <w:pStyle w:val="BodyText"/>
+        <w:ind w:firstLine="420"/>
       </w:pPr>
       <w:r>
         <w:rPr>
@@ -1572,6 +1582,7 @@
     <w:p>
       <w:pPr>
         <w:pStyle w:val="BodyText"/>
+        <w:ind w:firstLine="420"/>
       </w:pPr>
       <w:r>
         <w:rPr>
@@ -1906,6 +1917,7 @@
     <w:p>
       <w:pPr>
         <w:pStyle w:val="FirstParagraph"/>
+        <w:ind w:firstLine="420"/>
       </w:pPr>
       <w:r>
         <w:rPr>
@@ -2090,6 +2102,7 @@
     <w:p>
       <w:pPr>
         <w:pStyle w:val="BodyText"/>
+        <w:ind w:firstLine="420"/>
       </w:pPr>
       <w:r>
         <w:rPr>
@@ -2702,6 +2715,7 @@
     <w:p>
       <w:pPr>
         <w:pStyle w:val="BodyText"/>
+        <w:ind w:firstLine="420"/>
       </w:pPr>
       <w:r>
         <w:rPr>
@@ -2808,6 +2822,7 @@
     <w:p>
       <w:pPr>
         <w:pStyle w:val="BodyText"/>
+        <w:ind w:firstLine="420"/>
       </w:pPr>
       <w:r>
         <w:rPr>
@@ -2876,6 +2891,7 @@
     <w:p>
       <w:pPr>
         <w:pStyle w:val="BodyText"/>
+        <w:ind w:firstLine="420"/>
       </w:pPr>
       <w:r>
         <w:rPr>
@@ -3015,6 +3031,7 @@
     <w:p>
       <w:pPr>
         <w:pStyle w:val="FirstParagraph"/>
+        <w:ind w:firstLine="420"/>
       </w:pPr>
       <w:r>
         <w:rPr>
@@ -3035,6 +3052,7 @@
           <w:ilvl w:val="0"/>
           <w:numId w:val="1001"/>
         </w:numPr>
+        <w:ind w:firstLine="420"/>
       </w:pPr>
       <w:r>
         <w:rPr>
@@ -3115,6 +3133,7 @@
           <w:ilvl w:val="0"/>
           <w:numId w:val="1001"/>
         </w:numPr>
+        <w:ind w:firstLine="420"/>
       </w:pPr>
       <w:r>
         <w:rPr>
@@ -3316,6 +3335,7 @@
           <w:ilvl w:val="0"/>
           <w:numId w:val="1001"/>
         </w:numPr>
+        <w:ind w:firstLine="420"/>
       </w:pPr>
       <w:r>
         <w:rPr>
@@ -3594,6 +3614,7 @@
           <w:ilvl w:val="0"/>
           <w:numId w:val="1001"/>
         </w:numPr>
+        <w:ind w:firstLine="420"/>
       </w:pPr>
       <w:r>
         <w:rPr>
@@ -3746,6 +3767,7 @@
           <w:ilvl w:val="0"/>
           <w:numId w:val="1001"/>
         </w:numPr>
+        <w:ind w:firstLine="420"/>
       </w:pPr>
       <w:r>
         <w:rPr>
@@ -3877,6 +3899,7 @@
     <w:p>
       <w:pPr>
         <w:pStyle w:val="FirstParagraph"/>
+        <w:ind w:firstLine="420"/>
       </w:pPr>
       <w:r>
         <w:rPr>
@@ -3932,6 +3955,7 @@
     <w:p>
       <w:pPr>
         <w:pStyle w:val="BodyText"/>
+        <w:ind w:firstLine="420"/>
       </w:pPr>
       <w:r>
         <w:rPr>
@@ -4005,6 +4029,7 @@
     <w:p>
       <w:pPr>
         <w:pStyle w:val="BodyText"/>
+        <w:ind w:firstLine="420"/>
       </w:pPr>
       <w:r>
         <w:rPr>
@@ -4060,6 +4085,7 @@
     <w:p>
       <w:pPr>
         <w:pStyle w:val="BodyText"/>
+        <w:ind w:firstLine="420"/>
       </w:pPr>
       <w:r>
         <w:rPr>
@@ -4163,6 +4189,7 @@
     <w:p>
       <w:pPr>
         <w:pStyle w:val="FirstParagraph"/>
+        <w:ind w:firstLine="420"/>
       </w:pPr>
       <w:r>
         <w:rPr>
@@ -4354,6 +4381,7 @@
     <w:p>
       <w:pPr>
         <w:pStyle w:val="BodyText"/>
+        <w:ind w:firstLine="420"/>
       </w:pPr>
       <w:r>
         <w:rPr>
@@ -4433,6 +4461,7 @@
     <w:p>
       <w:pPr>
         <w:pStyle w:val="BodyText"/>
+        <w:ind w:firstLine="420"/>
       </w:pPr>
       <w:r>
         <w:rPr>
@@ -4506,6 +4535,7 @@
     <w:p>
       <w:pPr>
         <w:pStyle w:val="BodyText"/>
+        <w:ind w:firstLine="420"/>
       </w:pPr>
       <w:r>
         <w:rPr>
@@ -4633,6 +4663,7 @@
     <w:p>
       <w:pPr>
         <w:pStyle w:val="FirstParagraph"/>
+        <w:ind w:firstLine="420"/>
       </w:pPr>
       <w:r>
         <w:rPr>
@@ -4945,6 +4976,7 @@
     <w:p>
       <w:pPr>
         <w:pStyle w:val="BodyText"/>
+        <w:ind w:firstLine="420"/>
       </w:pPr>
       <w:r>
         <w:rPr>
@@ -5654,6 +5686,7 @@
     <w:p>
       <w:pPr>
         <w:pStyle w:val="FirstParagraph"/>
+        <w:ind w:firstLine="420"/>
       </w:pPr>
       <w:r>
         <w:rPr>
@@ -5821,6 +5854,7 @@
     <w:p>
       <w:pPr>
         <w:pStyle w:val="BodyText"/>
+        <w:ind w:firstLine="420"/>
       </w:pPr>
       <w:r>
         <w:rPr>
@@ -5856,6 +5890,7 @@
     <w:p>
       <w:pPr>
         <w:pStyle w:val="BodyText"/>
+        <w:ind w:firstLine="420"/>
       </w:pPr>
       <w:r>
         <w:rPr>
@@ -5915,6 +5950,7 @@
     <w:p>
       <w:pPr>
         <w:pStyle w:val="BodyText"/>
+        <w:ind w:firstLine="420"/>
       </w:pPr>
       <w:r>
         <w:rPr>
@@ -6078,6 +6114,7 @@
     <w:p>
       <w:pPr>
         <w:pStyle w:val="FirstParagraph"/>
+        <w:ind w:firstLine="420"/>
       </w:pPr>
       <m:oMath>
         <m:oMathPr>
@@ -6410,6 +6447,7 @@
     <w:p>
       <w:pPr>
         <w:pStyle w:val="BodyText"/>
+        <w:ind w:firstLine="420"/>
       </w:pPr>
       <w:r>
         <w:rPr>
@@ -6433,6 +6471,7 @@
     <w:p>
       <w:pPr>
         <w:pStyle w:val="BodyText"/>
+        <w:ind w:firstLine="420"/>
       </w:pPr>
       <w:r>
         <w:rPr>
@@ -6601,6 +6640,7 @@
     <w:p>
       <w:pPr>
         <w:pStyle w:val="BodyText"/>
+        <w:ind w:firstLine="420"/>
       </w:pPr>
       <w:r>
         <w:rPr>
@@ -6648,6 +6688,7 @@
     <w:p>
       <w:pPr>
         <w:pStyle w:val="BodyText"/>
+        <w:ind w:firstLine="420"/>
       </w:pPr>
       <w:r>
         <w:rPr>
@@ -6732,6 +6773,7 @@
     <w:p>
       <w:pPr>
         <w:pStyle w:val="BodyText"/>
+        <w:ind w:firstLine="420"/>
       </w:pPr>
       <w:r>
         <w:rPr>
@@ -7008,6 +7050,7 @@
     <w:p>
       <w:pPr>
         <w:pStyle w:val="FirstParagraph"/>
+        <w:ind w:firstLine="420"/>
       </w:pPr>
       <w:r>
         <w:rPr>
@@ -7274,6 +7317,7 @@
     <w:p>
       <w:pPr>
         <w:pStyle w:val="BodyText"/>
+        <w:ind w:firstLine="420"/>
       </w:pPr>
       <w:r>
         <w:rPr>
@@ -7353,6 +7397,7 @@
     <w:p>
       <w:pPr>
         <w:pStyle w:val="BodyText"/>
+        <w:ind w:firstLine="420"/>
       </w:pPr>
       <w:r>
         <w:rPr>
@@ -7546,6 +7591,7 @@
     <w:p>
       <w:pPr>
         <w:pStyle w:val="FirstParagraph"/>
+        <w:ind w:firstLine="420"/>
       </w:pPr>
       <w:r>
         <w:rPr>
@@ -7703,6 +7749,7 @@
     <w:p>
       <w:pPr>
         <w:pStyle w:val="BodyText"/>
+        <w:ind w:firstLine="420"/>
       </w:pPr>
       <w:r>
         <w:rPr>
@@ -7993,6 +8040,7 @@
     <w:p>
       <w:pPr>
         <w:pStyle w:val="BodyText"/>
+        <w:ind w:firstLine="420"/>
       </w:pPr>
       <w:r>
         <w:rPr>
@@ -8282,6 +8330,7 @@
     <w:p>
       <w:pPr>
         <w:pStyle w:val="BodyText"/>
+        <w:ind w:firstLine="420"/>
       </w:pPr>
       <w:r>
         <w:rPr>
@@ -8361,6 +8410,7 @@
     <w:p>
       <w:pPr>
         <w:pStyle w:val="BodyText"/>
+        <w:ind w:firstLine="420"/>
       </w:pPr>
       <w:r>
         <w:rPr>
@@ -8545,6 +8595,7 @@
     <w:p>
       <w:pPr>
         <w:pStyle w:val="FirstParagraph"/>
+        <w:ind w:firstLine="420"/>
       </w:pPr>
       <w:r>
         <w:rPr>
@@ -8762,6 +8813,7 @@
     <w:p>
       <w:pPr>
         <w:pStyle w:val="BodyText"/>
+        <w:ind w:firstLine="420"/>
       </w:pPr>
       <w:r>
         <w:rPr>
@@ -8853,6 +8905,7 @@
     <w:p>
       <w:pPr>
         <w:pStyle w:val="BodyText"/>
+        <w:ind w:firstLine="420"/>
       </w:pPr>
       <w:r>
         <w:rPr>
@@ -9079,6 +9132,7 @@
     <w:p>
       <w:pPr>
         <w:pStyle w:val="BodyText"/>
+        <w:ind w:firstLine="420"/>
       </w:pPr>
       <w:r>
         <w:rPr>
@@ -9158,6 +9212,7 @@
     <w:p>
       <w:pPr>
         <w:pStyle w:val="BodyText"/>
+        <w:ind w:firstLine="420"/>
       </w:pPr>
       <w:r>
         <w:rPr>
@@ -9255,6 +9310,7 @@
     <w:p>
       <w:pPr>
         <w:pStyle w:val="BodyText"/>
+        <w:ind w:firstLine="420"/>
       </w:pPr>
       <w:r>
         <w:rPr>
@@ -9322,6 +9378,7 @@
     <w:p>
       <w:pPr>
         <w:pStyle w:val="BodyText"/>
+        <w:ind w:firstLine="420"/>
       </w:pPr>
       <w:r>
         <w:rPr>
@@ -9467,6 +9524,7 @@
     <w:p>
       <w:pPr>
         <w:pStyle w:val="FirstParagraph"/>
+        <w:ind w:firstLine="420"/>
       </w:pPr>
       <w:r>
         <w:rPr>
@@ -9640,6 +9698,7 @@
     <w:p>
       <w:pPr>
         <w:pStyle w:val="BodyText"/>
+        <w:ind w:firstLine="420"/>
       </w:pPr>
       <w:r>
         <w:rPr>
@@ -9736,6 +9795,7 @@
     <w:p>
       <w:pPr>
         <w:pStyle w:val="BodyText"/>
+        <w:ind w:firstLine="420"/>
       </w:pPr>
       <w:r>
         <w:rPr>
@@ -9791,6 +9851,7 @@
     <w:p>
       <w:pPr>
         <w:pStyle w:val="BodyText"/>
+        <w:ind w:firstLine="420"/>
       </w:pPr>
       <w:r>
         <w:rPr>
@@ -9846,6 +9907,7 @@
     <w:p>
       <w:pPr>
         <w:pStyle w:val="BodyText"/>
+        <w:ind w:firstLine="420"/>
       </w:pPr>
       <w:r>
         <w:rPr>
@@ -9889,6 +9951,7 @@
     <w:p>
       <w:pPr>
         <w:pStyle w:val="BodyText"/>
+        <w:ind w:firstLine="420"/>
       </w:pPr>
       <w:r>
         <w:rPr>
@@ -10072,6 +10135,7 @@
     <w:p>
       <w:pPr>
         <w:pStyle w:val="FirstParagraph"/>
+        <w:ind w:firstLine="420"/>
       </w:pPr>
       <w:r>
         <w:rPr>
@@ -10392,6 +10456,7 @@
     <w:p>
       <w:pPr>
         <w:pStyle w:val="FirstParagraph"/>
+        <w:ind w:firstLine="420"/>
       </w:pPr>
       <w:r>
         <w:rPr>
@@ -10577,6 +10642,7 @@
     <w:p>
       <w:pPr>
         <w:pStyle w:val="FirstParagraph"/>
+        <w:ind w:firstLine="420"/>
       </w:pPr>
       <w:r>
         <w:rPr>
@@ -11028,6 +11094,7 @@
     <w:p>
       <w:pPr>
         <w:pStyle w:val="FirstParagraph"/>
+        <w:ind w:firstLine="420"/>
       </w:pPr>
       <w:r>
         <w:rPr>
@@ -11177,6 +11244,7 @@
     <w:p>
       <w:pPr>
         <w:pStyle w:val="FirstParagraph"/>
+        <w:ind w:firstLine="420"/>
       </w:pPr>
       <w:r>
         <w:rPr>
@@ -11400,7 +11468,7 @@
         </w:rPr>
         <w:drawing>
           <wp:inline>
-            <wp:extent cx="1714500" cy="825500"/>
+            <wp:extent cx="1663700" cy="774700"/>
             <wp:effectExtent b="0" l="0" r="0" t="0"/>
             <wp:docPr descr="" title="" id="34" name="Picture"/>
             <a:graphic>
@@ -11421,7 +11489,7 @@
                   <pic:spPr bwMode="auto">
                     <a:xfrm>
                       <a:off x="0" y="0"/>
-                      <a:ext cx="1714500" cy="825500"/>
+                      <a:ext cx="1663700" cy="774700"/>
                     </a:xfrm>
                     <a:prstGeom prst="rect">
                       <a:avLst/>
@@ -11443,6 +11511,7 @@
     <w:p>
       <w:pPr>
         <w:pStyle w:val="BodyText"/>
+        <w:ind w:firstLine="420"/>
       </w:pPr>
       <w:r>
         <w:rPr>
@@ -11646,6 +11715,7 @@
     <w:p>
       <w:pPr>
         <w:pStyle w:val="BodyText"/>
+        <w:ind w:firstLine="420"/>
       </w:pPr>
       <w:r>
         <w:rPr>
@@ -12195,6 +12265,7 @@
     <w:p>
       <w:pPr>
         <w:pStyle w:val="FirstParagraph"/>
+        <w:ind w:firstLine="420"/>
       </w:pPr>
       <w:r>
         <w:rPr>
@@ -12224,6 +12295,7 @@
     <w:p>
       <w:pPr>
         <w:pStyle w:val="BodyText"/>
+        <w:ind w:firstLine="420"/>
       </w:pPr>
       <w:r>
         <w:rPr>
@@ -12279,6 +12351,7 @@
     <w:p>
       <w:pPr>
         <w:pStyle w:val="BodyText"/>
+        <w:ind w:firstLine="420"/>
       </w:pPr>
       <w:r>
         <w:rPr>
@@ -12370,6 +12443,7 @@
     <w:p>
       <w:pPr>
         <w:pStyle w:val="BodyText"/>
+        <w:ind w:firstLine="420"/>
       </w:pPr>
       <w:r>
         <w:rPr>
@@ -12449,6 +12523,7 @@
     <w:p>
       <w:pPr>
         <w:pStyle w:val="BodyText"/>
+        <w:ind w:firstLine="420"/>
       </w:pPr>
       <w:r>
         <w:rPr>
@@ -12542,6 +12617,7 @@
     <w:p>
       <w:pPr>
         <w:pStyle w:val="BodyText"/>
+        <w:ind w:firstLine="420"/>
       </w:pPr>
       <w:r>
         <w:rPr>
@@ -12717,6 +12793,7 @@
     <w:p>
       <w:pPr>
         <w:pStyle w:val="FirstParagraph"/>
+        <w:ind w:firstLine="420"/>
       </w:pPr>
       <w:r>
         <w:rPr>
@@ -12965,6 +13042,7 @@
     <w:p>
       <w:pPr>
         <w:pStyle w:val="BodyText"/>
+        <w:ind w:firstLine="420"/>
       </w:pPr>
       <w:r>
         <w:rPr>
@@ -13101,6 +13179,7 @@
     <w:p>
       <w:pPr>
         <w:pStyle w:val="BodyText"/>
+        <w:ind w:firstLine="420"/>
       </w:pPr>
       <w:r>
         <w:rPr>
@@ -13261,6 +13340,7 @@
     <w:p>
       <w:pPr>
         <w:pStyle w:val="BlockText"/>
+        <w:ind w:firstLine="420"/>
       </w:pPr>
       <w:r>
         <w:rPr>
